--- a/06-学生侧材料/讲义/元素与分析/络合滴定与重量分析-超级充实版（自学完整）.docx
+++ b/06-学生侧材料/讲义/元素与分析/络合滴定与重量分析-超级充实版（自学完整）.docx
@@ -6111,15 +6111,22 @@
         <w:rPr>
           <w:rFonts w:ascii="Times New Roman" w:hAnsi="Times New Roman" w:eastAsia="Times New Roman" w:cs="Times New Roman"/>
         </w:rPr>
-        <w:t>——10</w:t>
-      </w:r>
-      <w:r>
-        <w:rPr>
-          <w:rFonts w:ascii="Times New Roman" w:hAnsi="Times New Roman" w:eastAsia="Times New Roman" w:cs="Times New Roman"/>
-          <w:vertAlign w:val="superscript"/>
-        </w:rPr>
-        <w:t>6</w:t>
-      </w:r>
+        <w:t xml:space="preserve">——</w:t>
+      </w:r>
+      <m:oMath>
+        <m:sSup>
+          <m:e>
+            <m:r>
+              <m:t>10</m:t>
+            </m:r>
+          </m:e>
+          <m:sup>
+            <m:r>
+              <m:t>6</m:t>
+            </m:r>
+          </m:sup>
+        </m:sSup>
+      </m:oMath>
       <w:r>
         <w:rPr>
           <w:rFonts w:ascii="Times New Roman" w:hAnsi="Times New Roman" w:eastAsia="Times New Roman" w:cs="Times New Roman"/>

--- a/06-学生侧材料/讲义/元素与分析/络合滴定与重量分析-超级充实版（自学完整）.docx
+++ b/06-学生侧材料/讲义/元素与分析/络合滴定与重量分析-超级充实版（自学完整）.docx
@@ -37477,7 +37477,7 @@
     <ns0:name ns0:val="Verbatim Char"/>
     <ns0:basedOn ns0:val="BodyTextChar"/>
     <ns0:rPr>
-      <ns0:rFonts ns0:ascii="Times New Roman" ns0:cs="Times New Roman" ns0:eastAsia="FangSong" ns0:hAnsi="Times New Roman"/>
+      <ns0:rFonts ns0:ascii="SimSun" ns0:hAnsi="SimSun" ns0:eastAsia="SimSun" ns0:cs="SimSun"/>
       <ns0:b ns0:val="0"/>
       <ns0:sz ns0:val="20"/>
     </ns0:rPr>
@@ -37563,7 +37563,7 @@
       <w:wordWrap w:val="off"/>
     </w:pPr>
     <ns0:rPr>
-      <w:rFonts ns0:ascii="Times New Roman" ns0:hAnsi="Times New Roman" ns0:eastAsia="FangSong" ns0:cs="Times New Roman"/>
+      <w:rFonts w:ascii="SimSun" w:hAnsi="SimSun" w:eastAsia="SimSun" w:cs="SimSun"/>
     </ns0:rPr>
   </w:style>
   <w:style w:type="character" w:customStyle="1" w:styleId="KeywordTok">
